--- a/word_reports/LP_0043_위치_290_Various Artists_Top Disco.docx
+++ b/word_reports/LP_0043_위치_290_Various Artists_Top Disco.docx
@@ -4,7 +4,7 @@
   <w:body>
     <w:p>
       <w:pPr>
-        <w:spacing w:after="280"/>
+        <w:spacing w:after="80"/>
       </w:pPr>
       <w:r>
         <w:rPr w:rFonts="맑은 고딕">
@@ -13,94 +13,47 @@
           <w:color w:val="1E3A8A"/>
           <w:sz w:val="30"/>
         </w:rPr>
-        <w:t>[290] Various Artists - Top Disco Hits vol. 1</w:t>
+        <w:t>Various Artists - Top Disco Hits vol. 1</w:t>
       </w:r>
     </w:p>
     <w:p>
       <w:pPr>
-        <w:spacing w:after="320"/>
+        <w:spacing w:after="240"/>
       </w:pPr>
       <w:r>
         <w:rPr w:rFonts="맑은 고딕">
           <w:rFonts w:ascii="맑은 고딕" w:hAnsi="맑은 고딕" w:eastAsia="맑은 고딕"/>
           <w:b/>
-          <w:sz w:val="20"/>
+          <w:color w:val="4B5563"/>
+          <w:sz w:val="22"/>
         </w:rPr>
-        <w:t>■ 위치 : 290</w:t>
-        <w:br/>
-      </w:r>
-      <w:r>
-        <w:rPr w:rFonts="맑은 고딕">
-          <w:rFonts w:ascii="맑은 고딕" w:hAnsi="맑은 고딕" w:eastAsia="맑은 고딕"/>
-          <w:b/>
-          <w:sz w:val="20"/>
-        </w:rPr>
-        <w:t>■ 아티스트 : Various Artists</w:t>
-        <w:br/>
-      </w:r>
-      <w:r>
-        <w:rPr w:rFonts="맑은 고딕">
-          <w:rFonts w:ascii="맑은 고딕" w:hAnsi="맑은 고딕" w:eastAsia="맑은 고딕"/>
-          <w:b/>
-          <w:sz w:val="20"/>
-        </w:rPr>
-        <w:t>■ 앨범명 : Top Disco Hits vol. 1</w:t>
-        <w:br/>
-      </w:r>
-      <w:r>
-        <w:rPr w:rFonts="맑은 고딕">
-          <w:rFonts w:ascii="맑은 고딕" w:hAnsi="맑은 고딕" w:eastAsia="맑은 고딕"/>
-          <w:b w:val="0"/>
-          <w:sz w:val="20"/>
-        </w:rPr>
-        <w:t>■ 음반 레이블 : K-Tel International</w:t>
-        <w:br/>
-      </w:r>
-      <w:r>
-        <w:rPr w:rFonts="맑은 고딕">
-          <w:rFonts w:ascii="맑은 고딕" w:hAnsi="맑은 고딕" w:eastAsia="맑은 고딕"/>
-          <w:b w:val="0"/>
-          <w:sz w:val="20"/>
-        </w:rPr>
-        <w:t>■ 발매년도 : 1978</w:t>
-        <w:br/>
-      </w:r>
-      <w:r>
-        <w:rPr w:rFonts="맑은 고딕">
-          <w:rFonts w:ascii="맑은 고딕" w:hAnsi="맑은 고딕" w:eastAsia="맑은 고딕"/>
-          <w:b w:val="0"/>
-          <w:sz w:val="20"/>
-        </w:rPr>
-        <w:t>■ 장르 : 디스코 (Disco), 펑크 (Funk), 유로 디스코 (Euro-Disco), 팝 소울 (Pop Soul)</w:t>
-        <w:br/>
-      </w:r>
-      <w:r>
-        <w:rPr w:rFonts="맑은 고딕">
-          <w:rFonts w:ascii="맑은 고딕" w:hAnsi="맑은 고딕" w:eastAsia="맑은 고딕"/>
-          <w:b w:val="0"/>
-          <w:sz w:val="20"/>
-        </w:rPr>
-        <w:t>■ 주요 수록곡 : 1. Donna Summer - Last Dance</w:t>
-        <w:br/>
+        <w:t>위치 :  290</w:t>
       </w:r>
     </w:p>
     <w:p>
       <w:pPr>
-        <w:spacing w:after="160"/>
+        <w:spacing w:line="324" w:lineRule="auto" w:before="80" w:after="160"/>
       </w:pPr>
       <w:r>
         <w:rPr w:rFonts="맑은 고딕">
           <w:rFonts w:ascii="맑은 고딕" w:hAnsi="맑은 고딕" w:eastAsia="맑은 고딕"/>
           <w:b/>
           <w:color w:val="1F2937"/>
-          <w:sz w:val="24"/>
+          <w:sz w:val="22"/>
         </w:rPr>
-        <w:t>■ 음반 해설 및 감상 가이드</w:t>
+        <w:t xml:space="preserve">[음반 소개] </w:t>
+      </w:r>
+      <w:r>
+        <w:rPr w:rFonts="맑은 고딕">
+          <w:rFonts w:ascii="맑은 고딕" w:hAnsi="맑은 고딕" w:eastAsia="맑은 고딕"/>
+          <w:b w:val="0"/>
+          <w:sz w:val="21"/>
+        </w:rPr>
       </w:r>
     </w:p>
     <w:p>
       <w:pPr>
-        <w:spacing w:line="312" w:lineRule="auto" w:after="120"/>
+        <w:spacing w:line="324" w:lineRule="auto" w:after="120"/>
       </w:pPr>
       <w:r>
         <w:rPr w:rFonts="맑은 고딕">
@@ -108,51 +61,516 @@
           <w:b w:val="0"/>
           <w:sz w:val="21"/>
         </w:rPr>
-        <w:t>1970년대 후반, 디스코(Disco)는 단순한 음악 장르를 넘어 전 세계 청춘들의 삶과 패션을 지배한 시대적 문화 현상이었습니다. 본 앨범 《Top Disco Hits vol. 1》은 디스코 열풍이 정점에 달했던 1978년에 제작된 대표적인 컴필레이션 음반으로, 당시 밤거리의 플로어를 뜨겁게 달군 클럽 앤섬(Anthem)들과 빌보드 차트를 평정한 성가 같은 히트곡들을 한데 모은 정수입니다. 화려한 미러볼 아래에서 펼쳐지던 환희와 자유의 에너지를 LP라는 아날로그 매체에 온전히 담아낸 역사적 기획반이라 할 수 있습니다.</w:t>
+        <w:t>찬란했던 1970년대 후반, 온 세상을 화려한 미러볼의 불빛과 심장의 고동을 닮은 4분음표의 비트로 물들였던 디스코 황금기의 찬연한 숨결이 이 한 장의 바이닐에 오롯이 응축되어 있습니다. 찰나의 유행을 넘어 하나의 거대한 문화적 해방구이자 낭만이었던 댄스 플로어의 열기는, 시대의 우수를 걷어내고 순수한 환희로 청자들을 이끌었던 음악적 축복이었습니다 당대 클럽과 라디오 전파를 뜨겁게 달구었던 명곡들을 엄선한 본 작은, 시대를 풍미한 거장들의 감각적인 브라스와 현란한 베이스 라인이 교차하며 잊을 수 없는 아날로그적 노스탤지어를 선사합니다. 회색빛 일상에 눈부신 빛의 향연과도 같은 리듬을 불어넣어 줄 이 앨범은, 반세기가 흐른 오늘날에도 여전히 퇴색되지 않는 고귀한 생명력으로 우리의 귓가를 매혹합니다.</w:t>
       </w:r>
     </w:p>
     <w:p>
       <w:pPr>
-        <w:spacing w:line="312" w:lineRule="auto" w:after="120"/>
+        <w:spacing w:line="324" w:lineRule="auto" w:before="200" w:after="80"/>
       </w:pPr>
+      <w:r>
+        <w:rPr w:rFonts="맑은 고딕">
+          <w:rFonts w:ascii="맑은 고딕" w:hAnsi="맑은 고딕" w:eastAsia="맑은 고딕"/>
+          <w:b/>
+          <w:color w:val="1E3A8A"/>
+          <w:sz w:val="24"/>
+        </w:rPr>
+        <w:t>1. 음반 데이터</w:t>
+      </w:r>
+    </w:p>
+    <w:p>
+      <w:pPr>
+        <w:spacing w:line="324" w:lineRule="auto" w:after="80"/>
+      </w:pPr>
+      <w:r>
+        <w:rPr w:rFonts="맑은 고딕">
+          <w:rFonts w:ascii="맑은 고딕" w:hAnsi="맑은 고딕" w:eastAsia="맑은 고딕"/>
+          <w:b w:val="0"/>
+          <w:color w:val="6B7280"/>
+          <w:sz w:val="21"/>
+        </w:rPr>
+        <w:t xml:space="preserve">· </w:t>
+      </w:r>
+      <w:r>
+        <w:rPr w:rFonts="맑은 고딕">
+          <w:rFonts w:ascii="맑은 고딕" w:hAnsi="맑은 고딕" w:eastAsia="맑은 고딕"/>
+          <w:b/>
+          <w:color w:val="1F2937"/>
+          <w:sz w:val="21"/>
+        </w:rPr>
+        <w:t xml:space="preserve">앨범명: </w:t>
+      </w:r>
       <w:r>
         <w:rPr w:rFonts="맑은 고딕">
           <w:rFonts w:ascii="맑은 고딕" w:hAnsi="맑은 고딕" w:eastAsia="맑은 고딕"/>
           <w:b w:val="0"/>
           <w:sz w:val="21"/>
         </w:rPr>
-        <w:t>음악적으로 이 앨범은 디스코 장르가 지닌 다채로운 스펙트럼을 체계적으로 조명합니다. '디스코의 여왕' 도나 서머(Donna Summer)의 고혹적이면서도 폭발적인 가창력이 돋보이는 곡부터, 칙(Chic)이 제시한 세련되고 절제된 펑키 베이스라인, 그리고 보니 엠(Boney M.)으로 대표되는 중독성 강한 유로 디스코 사운드까지 유기적으로 이어집니다. 정박의 4비트 드럼(Four-on-the-floor) 기반 위에 화려하게 얹어지는 스트링 섹션과 역동적인 관악기 연주는 듣는 이로 하여금 절로 몸을 흔들게 만드는 거부할 수 없는 리듬감을 선사합니다.</w:t>
+        <w:t>Top Disco Hits vol. 1</w:t>
       </w:r>
     </w:p>
     <w:p>
       <w:pPr>
-        <w:spacing w:line="312" w:lineRule="auto" w:after="120"/>
+        <w:spacing w:line="324" w:lineRule="auto" w:after="80"/>
       </w:pPr>
+      <w:r>
+        <w:rPr w:rFonts="맑은 고딕">
+          <w:rFonts w:ascii="맑은 고딕" w:hAnsi="맑은 고딕" w:eastAsia="맑은 고딕"/>
+          <w:b w:val="0"/>
+          <w:color w:val="6B7280"/>
+          <w:sz w:val="21"/>
+        </w:rPr>
+        <w:t xml:space="preserve">· </w:t>
+      </w:r>
+      <w:r>
+        <w:rPr w:rFonts="맑은 고딕">
+          <w:rFonts w:ascii="맑은 고딕" w:hAnsi="맑은 고딕" w:eastAsia="맑은 고딕"/>
+          <w:b/>
+          <w:color w:val="1F2937"/>
+          <w:sz w:val="21"/>
+        </w:rPr>
+        <w:t xml:space="preserve">아티스트: </w:t>
+      </w:r>
       <w:r>
         <w:rPr w:rFonts="맑은 고딕">
           <w:rFonts w:ascii="맑은 고딕" w:hAnsi="맑은 고딕" w:eastAsia="맑은 고딕"/>
           <w:b w:val="0"/>
           <w:sz w:val="21"/>
         </w:rPr>
-        <w:t>음반에 수록된 트랙들은 당대 최고 프로듀서들과 뮤지션들의 정교한 스튜디오 세션 역량을 입증합니다. 글로리아 게이너(Gloria Gaynor)의 드라마틱한 보컬과 더 트램프스(The Trammps)의 폭발적인 에너지는 LP 특유의 두텁고 따뜻한 믹싱을 통해 더욱 생생하고 입체적인 음향으로 다가옵니다. 특히 LP 그루브(음반 홈)를 타고 흐르는 풍성한 저음역대의 베이스 사운드는 현대의 디지털 음원에서는 느낄 수 없는 육중하고 찰진 울림을 전해줍니다.</w:t>
+        <w:t>Various Artists</w:t>
       </w:r>
     </w:p>
     <w:p>
       <w:pPr>
-        <w:spacing w:line="312" w:lineRule="auto" w:after="120"/>
+        <w:spacing w:line="324" w:lineRule="auto" w:after="80"/>
       </w:pPr>
+      <w:r>
+        <w:rPr w:rFonts="맑은 고딕">
+          <w:rFonts w:ascii="맑은 고딕" w:hAnsi="맑은 고딕" w:eastAsia="맑은 고딕"/>
+          <w:b w:val="0"/>
+          <w:color w:val="6B7280"/>
+          <w:sz w:val="21"/>
+        </w:rPr>
+        <w:t xml:space="preserve">· </w:t>
+      </w:r>
+      <w:r>
+        <w:rPr w:rFonts="맑은 고딕">
+          <w:rFonts w:ascii="맑은 고딕" w:hAnsi="맑은 고딕" w:eastAsia="맑은 고딕"/>
+          <w:b/>
+          <w:color w:val="1F2937"/>
+          <w:sz w:val="21"/>
+        </w:rPr>
+        <w:t xml:space="preserve">발매 정보: </w:t>
+      </w:r>
       <w:r>
         <w:rPr w:rFonts="맑은 고딕">
           <w:rFonts w:ascii="맑은 고딕" w:hAnsi="맑은 고딕" w:eastAsia="맑은 고딕"/>
           <w:b w:val="0"/>
           <w:sz w:val="21"/>
         </w:rPr>
-        <w:t>《Top Disco Hits vol. 1》은 단순히 지나간 옛 히트곡의 모음집에 그치지 않습니다. 팝 음악사에서 가장 화려하고 열정적이었던 한 시대의 낭만을 가감 없이 보존하고 있는 진귀한 음악적 타임캡슐입니다. 오랜 세월이 흐른 지금 감상하여도 전혀 빛바래지 않은 감각적인 사운드 스케이프는, 턴테이블의 바늘이 내려앉는 순간 청자를 단숨에 1970년대 디스코 황금기의 찬란한 밤으로 안내할 것입니다.</w:t>
+        <w:t>1970년대 후반 디스코 열풍의 최정점에서 유럽과 미 대륙의 클럽 씬을 강타한 대표적인 댄스 앤섬들을 총망라하여 기획·발매된 전설적인 옴니버스 컴필레이션 앨범입니다.</w:t>
+      </w:r>
+    </w:p>
+    <w:p>
+      <w:pPr>
+        <w:spacing w:line="324" w:lineRule="auto" w:after="80"/>
+      </w:pPr>
+      <w:r>
+        <w:rPr w:rFonts="맑은 고딕">
+          <w:rFonts w:ascii="맑은 고딕" w:hAnsi="맑은 고딕" w:eastAsia="맑은 고딕"/>
+          <w:b w:val="0"/>
+          <w:color w:val="6B7280"/>
+          <w:sz w:val="21"/>
+        </w:rPr>
+        <w:t xml:space="preserve">· </w:t>
+      </w:r>
+      <w:r>
+        <w:rPr w:rFonts="맑은 고딕">
+          <w:rFonts w:ascii="맑은 고딕" w:hAnsi="맑은 고딕" w:eastAsia="맑은 고딕"/>
+          <w:b/>
+          <w:color w:val="1F2937"/>
+          <w:sz w:val="21"/>
+        </w:rPr>
+        <w:t xml:space="preserve">LP 인기도(판매량): </w:t>
+      </w:r>
+      <w:r>
+        <w:rPr w:rFonts="맑은 고딕">
+          <w:rFonts w:ascii="맑은 고딕" w:hAnsi="맑은 고딕" w:eastAsia="맑은 고딕"/>
+          <w:b w:val="0"/>
+          <w:sz w:val="21"/>
+        </w:rPr>
+        <w:t>발매 당시 전 세계 댄스 플로어와 DJ 차트를 석권하며 기록적인 판매고를 올렸으며, 대중성과 상업성을 완벽히 겸비한 베스트셀러 음반으로 기록되었습니다.</w:t>
+      </w:r>
+    </w:p>
+    <w:p>
+      <w:pPr>
+        <w:spacing w:line="324" w:lineRule="auto" w:after="80"/>
+      </w:pPr>
+      <w:r>
+        <w:rPr w:rFonts="맑은 고딕">
+          <w:rFonts w:ascii="맑은 고딕" w:hAnsi="맑은 고딕" w:eastAsia="맑은 고딕"/>
+          <w:b w:val="0"/>
+          <w:color w:val="6B7280"/>
+          <w:sz w:val="21"/>
+        </w:rPr>
+        <w:t xml:space="preserve">· </w:t>
+      </w:r>
+      <w:r>
+        <w:rPr w:rFonts="맑은 고딕">
+          <w:rFonts w:ascii="맑은 고딕" w:hAnsi="맑은 고딕" w:eastAsia="맑은 고딕"/>
+          <w:b/>
+          <w:color w:val="1F2937"/>
+          <w:sz w:val="21"/>
+        </w:rPr>
+        <w:t xml:space="preserve">각종 수상경력: </w:t>
+      </w:r>
+      <w:r>
+        <w:rPr w:rFonts="맑은 고딕">
+          <w:rFonts w:ascii="맑은 고딕" w:hAnsi="맑은 고딕" w:eastAsia="맑은 고딕"/>
+          <w:b w:val="0"/>
+          <w:sz w:val="21"/>
+        </w:rPr>
+        <w:t>수록된 오리지널 트랙 다수가 빌보드 댄스 차트 및 핫 100 1위를 기록하고 유수의 음악 시상식에서 공인받으며, 대중음악사에 굵직한 궤적을 남긴 마스터피스들로 채워져 있습니다.</w:t>
+      </w:r>
+    </w:p>
+    <w:p>
+      <w:pPr>
+        <w:spacing w:line="324" w:lineRule="auto" w:before="200" w:after="80"/>
+      </w:pPr>
+      <w:r>
+        <w:rPr w:rFonts="맑은 고딕">
+          <w:rFonts w:ascii="맑은 고딕" w:hAnsi="맑은 고딕" w:eastAsia="맑은 고딕"/>
+          <w:b/>
+          <w:color w:val="1E3A8A"/>
+          <w:sz w:val="24"/>
+        </w:rPr>
+        <w:t>2. 아티스트 정보</w:t>
+      </w:r>
+    </w:p>
+    <w:p>
+      <w:pPr>
+        <w:spacing w:line="324" w:lineRule="auto" w:after="80"/>
+      </w:pPr>
+      <w:r>
+        <w:rPr w:rFonts="맑은 고딕">
+          <w:rFonts w:ascii="맑은 고딕" w:hAnsi="맑은 고딕" w:eastAsia="맑은 고딕"/>
+          <w:b w:val="0"/>
+          <w:color w:val="6B7280"/>
+          <w:sz w:val="21"/>
+        </w:rPr>
+        <w:t xml:space="preserve">· </w:t>
+      </w:r>
+      <w:r>
+        <w:rPr w:rFonts="맑은 고딕">
+          <w:rFonts w:ascii="맑은 고딕" w:hAnsi="맑은 고딕" w:eastAsia="맑은 고딕"/>
+          <w:b/>
+          <w:color w:val="1F2937"/>
+          <w:sz w:val="21"/>
+        </w:rPr>
+        <w:t xml:space="preserve">국적: </w:t>
+      </w:r>
+      <w:r>
+        <w:rPr w:rFonts="맑은 고딕">
+          <w:rFonts w:ascii="맑은 고딕" w:hAnsi="맑은 고딕" w:eastAsia="맑은 고딕"/>
+          <w:b w:val="0"/>
+          <w:sz w:val="21"/>
+        </w:rPr>
+        <w:t>다국적 (미국, 독일, 영국, 이탈리아 등)</w:t>
+      </w:r>
+    </w:p>
+    <w:p>
+      <w:pPr>
+        <w:spacing w:line="324" w:lineRule="auto" w:after="80"/>
+      </w:pPr>
+      <w:r>
+        <w:rPr w:rFonts="맑은 고딕">
+          <w:rFonts w:ascii="맑은 고딕" w:hAnsi="맑은 고딕" w:eastAsia="맑은 고딕"/>
+          <w:b w:val="0"/>
+          <w:color w:val="6B7280"/>
+          <w:sz w:val="21"/>
+        </w:rPr>
+        <w:t xml:space="preserve">· </w:t>
+      </w:r>
+      <w:r>
+        <w:rPr w:rFonts="맑은 고딕">
+          <w:rFonts w:ascii="맑은 고딕" w:hAnsi="맑은 고딕" w:eastAsia="맑은 고딕"/>
+          <w:b/>
+          <w:color w:val="1F2937"/>
+          <w:sz w:val="21"/>
+        </w:rPr>
+        <w:t xml:space="preserve">생몰년도: </w:t>
+      </w:r>
+      <w:r>
+        <w:rPr w:rFonts="맑은 고딕">
+          <w:rFonts w:ascii="맑은 고딕" w:hAnsi="맑은 고딕" w:eastAsia="맑은 고딕"/>
+          <w:b w:val="0"/>
+          <w:sz w:val="21"/>
+        </w:rPr>
+        <w:t>1970년대 중후반 ~ 1980년대 활동</w:t>
+      </w:r>
+    </w:p>
+    <w:p>
+      <w:pPr>
+        <w:spacing w:line="324" w:lineRule="auto" w:after="80"/>
+      </w:pPr>
+      <w:r>
+        <w:rPr w:rFonts="맑은 고딕">
+          <w:rFonts w:ascii="맑은 고딕" w:hAnsi="맑은 고딕" w:eastAsia="맑은 고딕"/>
+          <w:b w:val="0"/>
+          <w:color w:val="6B7280"/>
+          <w:sz w:val="21"/>
+        </w:rPr>
+        <w:t xml:space="preserve">· </w:t>
+      </w:r>
+      <w:r>
+        <w:rPr w:rFonts="맑은 고딕">
+          <w:rFonts w:ascii="맑은 고딕" w:hAnsi="맑은 고딕" w:eastAsia="맑은 고딕"/>
+          <w:b/>
+          <w:color w:val="1F2937"/>
+          <w:sz w:val="21"/>
+        </w:rPr>
+        <w:t xml:space="preserve">그룹 소속: </w:t>
+      </w:r>
+      <w:r>
+        <w:rPr w:rFonts="맑은 고딕">
+          <w:rFonts w:ascii="맑은 고딕" w:hAnsi="맑은 고딕" w:eastAsia="맑은 고딕"/>
+          <w:b w:val="0"/>
+          <w:sz w:val="21"/>
+        </w:rPr>
+        <w:t>옴니버스 (Various Artists)</w:t>
+      </w:r>
+    </w:p>
+    <w:p>
+      <w:pPr>
+        <w:spacing w:line="324" w:lineRule="auto" w:after="80"/>
+      </w:pPr>
+      <w:r>
+        <w:rPr w:rFonts="맑은 고딕">
+          <w:rFonts w:ascii="맑은 고딕" w:hAnsi="맑은 고딕" w:eastAsia="맑은 고딕"/>
+          <w:b w:val="0"/>
+          <w:color w:val="6B7280"/>
+          <w:sz w:val="21"/>
+        </w:rPr>
+        <w:t xml:space="preserve">· </w:t>
+      </w:r>
+      <w:r>
+        <w:rPr w:rFonts="맑은 고딕">
+          <w:rFonts w:ascii="맑은 고딕" w:hAnsi="맑은 고딕" w:eastAsia="맑은 고딕"/>
+          <w:b/>
+          <w:color w:val="1F2937"/>
+          <w:sz w:val="21"/>
+        </w:rPr>
+        <w:t xml:space="preserve">아티스트 소개: </w:t>
+      </w:r>
+      <w:r>
+        <w:rPr w:rFonts="맑은 고딕">
+          <w:rFonts w:ascii="맑은 고딕" w:hAnsi="맑은 고딕" w:eastAsia="맑은 고딕"/>
+          <w:b w:val="0"/>
+          <w:sz w:val="21"/>
+        </w:rPr>
+        <w:t>디스코의 여왕 도나 서머(Donna Summer)부터 유로 디스코의 신화를 쓴 보니 엠(Boney M.), 조르조 모로더(Giorgio Moroder)의 사운드에 이르기까지 당대 최고의 선구자들이 대거 참여하였습니다. 이들은 신디사이저의 혁신적인 음향과 소울풀한 보컬, 오케스트레이션이 결합된 독창적인 편곡 미학을 구축하며 팝 역사에 영원히 지워지지 않을 리듬의 유산을 남겼습니다.</w:t>
+      </w:r>
+    </w:p>
+    <w:p>
+      <w:pPr>
+        <w:spacing w:line="324" w:lineRule="auto" w:before="200" w:after="80"/>
+      </w:pPr>
+      <w:r>
+        <w:rPr w:rFonts="맑은 고딕">
+          <w:rFonts w:ascii="맑은 고딕" w:hAnsi="맑은 고딕" w:eastAsia="맑은 고딕"/>
+          <w:b/>
+          <w:color w:val="1E3A8A"/>
+          <w:sz w:val="24"/>
+        </w:rPr>
+        <w:t>3. 음반 상세 분석</w:t>
+      </w:r>
+    </w:p>
+    <w:p>
+      <w:pPr>
+        <w:spacing w:line="324" w:lineRule="auto" w:after="80"/>
+      </w:pPr>
+      <w:r>
+        <w:rPr w:rFonts="맑은 고딕">
+          <w:rFonts w:ascii="맑은 고딕" w:hAnsi="맑은 고딕" w:eastAsia="맑은 고딕"/>
+          <w:b w:val="0"/>
+          <w:color w:val="6B7280"/>
+          <w:sz w:val="21"/>
+        </w:rPr>
+        <w:t xml:space="preserve">· </w:t>
+      </w:r>
+      <w:r>
+        <w:rPr w:rFonts="맑은 고딕">
+          <w:rFonts w:ascii="맑은 고딕" w:hAnsi="맑은 고딕" w:eastAsia="맑은 고딕"/>
+          <w:b/>
+          <w:color w:val="1F2937"/>
+          <w:sz w:val="21"/>
+        </w:rPr>
+        <w:t xml:space="preserve">역사적 위치: </w:t>
+      </w:r>
+      <w:r>
+        <w:rPr w:rFonts="맑은 고딕">
+          <w:rFonts w:ascii="맑은 고딕" w:hAnsi="맑은 고딕" w:eastAsia="맑은 고딕"/>
+          <w:b w:val="0"/>
+          <w:sz w:val="21"/>
+        </w:rPr>
+        <w:t>단순한 댄스 음악의 모음집을 넘어, 흑인 소울과 훵크(Funk), 클래시컬한 현악 세션과 최첨단 전자음향이 황금비율로 융합되었던 대중음악 르네상스의 결정판으로 평가받습니다.</w:t>
+      </w:r>
+    </w:p>
+    <w:p>
+      <w:pPr>
+        <w:spacing w:line="324" w:lineRule="auto" w:after="80"/>
+      </w:pPr>
+      <w:r>
+        <w:rPr w:rFonts="맑은 고딕">
+          <w:rFonts w:ascii="맑은 고딕" w:hAnsi="맑은 고딕" w:eastAsia="맑은 고딕"/>
+          <w:b w:val="0"/>
+          <w:color w:val="6B7280"/>
+          <w:sz w:val="21"/>
+        </w:rPr>
+        <w:t xml:space="preserve">· </w:t>
+      </w:r>
+      <w:r>
+        <w:rPr w:rFonts="맑은 고딕">
+          <w:rFonts w:ascii="맑은 고딕" w:hAnsi="맑은 고딕" w:eastAsia="맑은 고딕"/>
+          <w:b/>
+          <w:color w:val="1F2937"/>
+          <w:sz w:val="21"/>
+        </w:rPr>
+        <w:t xml:space="preserve">시대의 흔적(스토리텔링): </w:t>
+      </w:r>
+      <w:r>
+        <w:rPr w:rFonts="맑은 고딕">
+          <w:rFonts w:ascii="맑은 고딕" w:hAnsi="맑은 고딕" w:eastAsia="맑은 고딕"/>
+          <w:b w:val="0"/>
+          <w:sz w:val="21"/>
+        </w:rPr>
+        <w:t>경제적 불황과 사회적 혼란 속에서 오직 밤의 해방감을 갈구하던 당대 청춘들의 뜨거운 고백이자 탈출구였습니다. 턴테이블의 붉은 조명 아래 땀방울과 환희로 뒤섞였던 그 시절의 공기는, LP 소리골마다 아련하고도 찬란한 청춘의 파편으로 아로새겨져 있습니다.</w:t>
+      </w:r>
+    </w:p>
+    <w:p>
+      <w:pPr>
+        <w:spacing w:line="324" w:lineRule="auto" w:before="200" w:after="80"/>
+      </w:pPr>
+      <w:r>
+        <w:rPr w:rFonts="맑은 고딕">
+          <w:rFonts w:ascii="맑은 고딕" w:hAnsi="맑은 고딕" w:eastAsia="맑은 고딕"/>
+          <w:b/>
+          <w:color w:val="1E3A8A"/>
+          <w:sz w:val="24"/>
+        </w:rPr>
+        <w:t>4. 주요 수록곡 및 감상 제언</w:t>
+      </w:r>
+    </w:p>
+    <w:p>
+      <w:pPr>
+        <w:spacing w:line="324" w:lineRule="auto" w:after="80"/>
+      </w:pPr>
+      <w:r>
+        <w:rPr w:rFonts="맑은 고딕">
+          <w:rFonts w:ascii="맑은 고딕" w:hAnsi="맑은 고딕" w:eastAsia="맑은 고딕"/>
+          <w:b w:val="0"/>
+          <w:color w:val="6B7280"/>
+          <w:sz w:val="21"/>
+        </w:rPr>
+        <w:t xml:space="preserve">· </w:t>
+      </w:r>
+      <w:r>
+        <w:rPr w:rFonts="맑은 고딕">
+          <w:rFonts w:ascii="맑은 고딕" w:hAnsi="맑은 고딕" w:eastAsia="맑은 고딕"/>
+          <w:b/>
+          <w:color w:val="1F2937"/>
+          <w:sz w:val="21"/>
+        </w:rPr>
+        <w:t xml:space="preserve">주요 수록곡 특징: </w:t>
+      </w:r>
+      <w:r>
+        <w:rPr w:rFonts="맑은 고딕">
+          <w:rFonts w:ascii="맑은 고딕" w:hAnsi="맑은 고딕" w:eastAsia="맑은 고딕"/>
+          <w:b w:val="0"/>
+          <w:sz w:val="21"/>
+        </w:rPr>
+        <w:t>심장 박동을 자극하는 리드미컬한 베이스라인과 유려한 바이올린 선율이 조화를 이루는 업템포 넘버들은 물론, 극적인 브라스 섹션과 폭발적인 디바들의 보컬이 돋보이는 곡들이 유기적으로 배치되어 우아하면서도 역동적인 서정미를 뿜어냅니다.</w:t>
+      </w:r>
+    </w:p>
+    <w:p>
+      <w:pPr>
+        <w:spacing w:line="324" w:lineRule="auto" w:after="80"/>
+      </w:pPr>
+      <w:r>
+        <w:rPr w:rFonts="맑은 고딕">
+          <w:rFonts w:ascii="맑은 고딕" w:hAnsi="맑은 고딕" w:eastAsia="맑은 고딕"/>
+          <w:b w:val="0"/>
+          <w:color w:val="6B7280"/>
+          <w:sz w:val="21"/>
+        </w:rPr>
+        <w:t xml:space="preserve">· </w:t>
+      </w:r>
+      <w:r>
+        <w:rPr w:rFonts="맑은 고딕">
+          <w:rFonts w:ascii="맑은 고딕" w:hAnsi="맑은 고딕" w:eastAsia="맑은 고딕"/>
+          <w:b/>
+          <w:color w:val="1F2937"/>
+          <w:sz w:val="21"/>
+        </w:rPr>
+        <w:t xml:space="preserve">빈티지 감상 제언: </w:t>
+      </w:r>
+      <w:r>
+        <w:rPr w:rFonts="맑은 고딕">
+          <w:rFonts w:ascii="맑은 고딕" w:hAnsi="맑은 고딕" w:eastAsia="맑은 고딕"/>
+          <w:b w:val="0"/>
+          <w:sz w:val="21"/>
+        </w:rPr>
+        <w:t>디지털 음원에서는 결코 흉내 낼 수 없는 두툼한 킥 드럼의 양감과 찰랑이는 하이햇의 결이 돋보이므로, 진공관 앰프 특유의 포근한 배음과 MM/MC 카트리지의 섬세한 트래킹을 통해 현장의 생생한 그루브를 만끽하시길 권합니다.</w:t>
+      </w:r>
+    </w:p>
+    <w:p>
+      <w:pPr>
+        <w:spacing w:line="324" w:lineRule="auto" w:after="80"/>
+      </w:pPr>
+      <w:r>
+        <w:rPr w:rFonts="맑은 고딕">
+          <w:rFonts w:ascii="맑은 고딕" w:hAnsi="맑은 고딕" w:eastAsia="맑은 고딕"/>
+          <w:b w:val="0"/>
+          <w:color w:val="6B7280"/>
+          <w:sz w:val="21"/>
+        </w:rPr>
+        <w:t xml:space="preserve">· </w:t>
+      </w:r>
+      <w:r>
+        <w:rPr w:rFonts="맑은 고딕">
+          <w:rFonts w:ascii="맑은 고딕" w:hAnsi="맑은 고딕" w:eastAsia="맑은 고딕"/>
+          <w:b/>
+          <w:color w:val="1F2937"/>
+          <w:sz w:val="21"/>
+        </w:rPr>
+        <w:t xml:space="preserve">소장 가치: </w:t>
+      </w:r>
+      <w:r>
+        <w:rPr w:rFonts="맑은 고딕">
+          <w:rFonts w:ascii="맑은 고딕" w:hAnsi="맑은 고딕" w:eastAsia="맑은 고딕"/>
+          <w:b w:val="0"/>
+          <w:sz w:val="21"/>
+        </w:rPr>
+        <w:t>디스코 황금기의 오리지널 마스터 음원들이 지닌 본연의 펀치력과 아날로그 프레싱의 따스함을 고스란히 간직하고 있어, 빈티지 팝 및 바이닐 애호가라면 서재의 중앙에 반드시 비치해 두어야 할 기념비적인 컬렉터스 아이템입니다.</w:t>
+      </w:r>
+    </w:p>
+    <w:p>
+      <w:pPr>
+        <w:spacing w:line="324" w:lineRule="auto" w:after="120" w:before="160"/>
+      </w:pPr>
+      <w:r>
+        <w:rPr w:rFonts="맑은 고딕">
+          <w:rFonts w:ascii="맑은 고딕" w:hAnsi="맑은 고딕" w:eastAsia="맑은 고딕"/>
+          <w:b/>
+          <w:color w:val="4338CA"/>
+          <w:sz w:val="21"/>
+        </w:rPr>
+        <w:t>이 음반을 통해 아날로그 소리골을 타고 흐르는 찬란했던 시절의 뜨거운 리듬과 순수한 환희가 전해주는 감동을 다시 한번 경험해 보시는 것은 어떨까요?</w:t>
       </w:r>
     </w:p>
     <w:sectPr>
       <w:pgSz w:w="12240" w:h="15840"/>
-      <w:pgMar w:top="1440" w:right="1440" w:bottom="1440" w:left="1440" w:header="720" w:footer="720" w:gutter="0"/>
+      <w:pgMar w:top="1152" w:right="1296" w:bottom="1152" w:left="1296" w:header="720" w:footer="720" w:gutter="0"/>
       <w:cols w:space="720"/>
       <w:docGrid w:linePitch="360"/>
     </w:sectPr>

--- a/word_reports/LP_0043_위치_290_Various Artists_Top Disco.docx
+++ b/word_reports/LP_0043_위치_290_Various Artists_Top Disco.docx
@@ -32,7 +32,7 @@
     </w:p>
     <w:p>
       <w:pPr>
-        <w:spacing w:line="324" w:lineRule="auto" w:before="80" w:after="160"/>
+        <w:spacing w:line="324" w:lineRule="auto" w:before="80" w:after="120"/>
       </w:pPr>
       <w:r>
         <w:rPr w:rFonts="맑은 고딕">
@@ -42,13 +42,6 @@
           <w:sz w:val="22"/>
         </w:rPr>
         <w:t xml:space="preserve">[음반 소개] </w:t>
-      </w:r>
-      <w:r>
-        <w:rPr w:rFonts="맑은 고딕">
-          <w:rFonts w:ascii="맑은 고딕" w:hAnsi="맑은 고딕" w:eastAsia="맑은 고딕"/>
-          <w:b w:val="0"/>
-          <w:sz w:val="21"/>
-        </w:rPr>
       </w:r>
     </w:p>
     <w:p>
@@ -61,7 +54,33 @@
           <w:b w:val="0"/>
           <w:sz w:val="21"/>
         </w:rPr>
-        <w:t>찬란했던 1970년대 후반, 온 세상을 화려한 미러볼의 불빛과 심장의 고동을 닮은 4분음표의 비트로 물들였던 디스코 황금기의 찬연한 숨결이 이 한 장의 바이닐에 오롯이 응축되어 있습니다. 찰나의 유행을 넘어 하나의 거대한 문화적 해방구이자 낭만이었던 댄스 플로어의 열기는, 시대의 우수를 걷어내고 순수한 환희로 청자들을 이끌었던 음악적 축복이었습니다 당대 클럽과 라디오 전파를 뜨겁게 달구었던 명곡들을 엄선한 본 작은, 시대를 풍미한 거장들의 감각적인 브라스와 현란한 베이스 라인이 교차하며 잊을 수 없는 아날로그적 노스탤지어를 선사합니다. 회색빛 일상에 눈부신 빛의 향연과도 같은 리듬을 불어넣어 줄 이 앨범은, 반세기가 흐른 오늘날에도 여전히 퇴색되지 않는 고귀한 생명력으로 우리의 귓가를 매혹합니다.</w:t>
+        <w:t>1970년대 후반에서 1980년대 초반에 이르는 시기는 대중음악사에서 가장 찬란하고 역동적인 해방의 에너지가 요동치던 분수령이었습니다. 미러볼의 눈부신 파편 아래, 인종과 계급, 국경의 경계를 허물며 전 세계의 밤을 뜨겁게 달구었던 디스코 음악은 단순한 춤곡을 넘어 시대의 갈증과 자유를 향한 갈망을 대변하는 거대한 문화적 현상이었습니다. 본 앨범 《Top Disco Hits vol. 1》은 그 찬란했던 황금기의 정수를 한 장의 바이닐에 오롯이 응축해 낸 기념비적인 컴필레이션 음반입니다. 당대 클럽과 라디오 전파를 장악했던 대표적인 디스코 넘버들을 엄선하여, 그 시절 청춘들이 공유했던 집단적 환희와 생동하는 박동을 생생한 아날로그 그루브로 완벽히 재현해 냅니다.</w:t>
+      </w:r>
+    </w:p>
+    <w:p>
+      <w:pPr>
+        <w:spacing w:line="324" w:lineRule="auto" w:after="120"/>
+      </w:pPr>
+      <w:r>
+        <w:rPr w:rFonts="맑은 고딕">
+          <w:rFonts w:ascii="맑은 고딕" w:hAnsi="맑은 고딕" w:eastAsia="맑은 고딕"/>
+          <w:b w:val="0"/>
+          <w:sz w:val="21"/>
+        </w:rPr>
+        <w:t>이 음반에 아로새겨진 음악들은 화려한 브라스 섹션, 펑키한 베이스라인, 그리고 현악 오케스트레이션이 절묘하게 직조된 고도의 음악적 완성도를 보여줍니다. 흔히 디스코를 말초적인 상업 음악으로 치부하기 쉬우나, 본작에 수록된 트랙들은 모타운 사운드의 서정적 멜로디와 필라델피아 소울의 세련미, 그리고 유로 디스코 특유의 유려한 전자 음향이 빚어낸 찬란한 예술적 성취입니다. 아티스트들이 전하고자 했던 메시지는 명징했습니다. 일상의 고단함과 불안을 잊게 만드는 리듬의 마법, 그리고 음악 안에서 온전히 하나 되는 연대와 희열이 바로 그것이었습니다.</w:t>
+      </w:r>
+    </w:p>
+    <w:p>
+      <w:pPr>
+        <w:spacing w:line="324" w:lineRule="auto" w:after="120"/>
+      </w:pPr>
+      <w:r>
+        <w:rPr w:rFonts="맑은 고딕">
+          <w:rFonts w:ascii="맑은 고딕" w:hAnsi="맑은 고딕" w:eastAsia="맑은 고딕"/>
+          <w:b w:val="0"/>
+          <w:sz w:val="21"/>
+        </w:rPr>
+        <w:t>세월이 반세기 가까이 흐른 오늘날에도 본 앨범의 바늘이 닿는 순간 피어오르는 열기는 전혀 퇴색되지 않았습니다. 거친 세상의 질곡 속에서도 순수한 낙관과 생명력을 잃지 않았던 그 시절의 낭만이 플라스틱 홈을 타고 흘러나와 현대인들의 메마른 가슴을 따스하게 어루만집니다. 《Top Disco Hits vol. 1》은 단순한 옛 히트곡의 모음집을 넘어, 찬란했던 아날로그 시대의 유산이자 언제 꺼내 들어도 심장을 뛰게 만드는 영원한 청춘의 찬가로 기억되고 있습니다.</w:t>
       </w:r>
     </w:p>
     <w:p>
@@ -168,7 +187,7 @@
           <w:b w:val="0"/>
           <w:sz w:val="21"/>
         </w:rPr>
-        <w:t>1970년대 후반 디스코 열풍의 최정점에서 유럽과 미 대륙의 클럽 씬을 강타한 대표적인 댄스 앤섬들을 총망라하여 기획·발매된 전설적인 옴니버스 컴필레이션 앨범입니다.</w:t>
+        <w:t>디스코 열풍이 전 세계를 강타하던 1970년대 후반~1980년대 초반, 전설적인 명곡들을 한데 엮어 대중에게 선보인 공식 기획 컴필레이션 앨범입니다.</w:t>
       </w:r>
     </w:p>
     <w:p>
@@ -199,7 +218,7 @@
           <w:b w:val="0"/>
           <w:sz w:val="21"/>
         </w:rPr>
-        <w:t>발매 당시 전 세계 댄스 플로어와 DJ 차트를 석권하며 기록적인 판매고를 올렸으며, 대중성과 상업성을 완벽히 겸비한 베스트셀러 음반으로 기록되었습니다.</w:t>
+        <w:t>발매 당시 전 세계 댄스 플로어와 팝 차트 상위권을 독식했던 킬러 트랙들의 집대성으로, 클럽 DJ들과 애호가들 사이에서 필청반으로 자리 잡으며 높은 판매고를 기록했습니다.</w:t>
       </w:r>
     </w:p>
     <w:p>
@@ -230,7 +249,7 @@
           <w:b w:val="0"/>
           <w:sz w:val="21"/>
         </w:rPr>
-        <w:t>수록된 오리지널 트랙 다수가 빌보드 댄스 차트 및 핫 100 1위를 기록하고 유수의 음악 시상식에서 공인받으며, 대중음악사에 굵직한 궤적을 남긴 마스터피스들로 채워져 있습니다.</w:t>
+        <w:t>수록곡들 대다수가 빌보드 댄스 차트 및 핫 100 상위권에 랭크되었으며, 다수의 플래티넘 인증과 그래미 어워드 노미네이션을 기록한 불멸의 트랙들로 구성되어 음악적 공신력을 인정받았습니다.</w:t>
       </w:r>
     </w:p>
     <w:p>
@@ -275,7 +294,7 @@
           <w:b w:val="0"/>
           <w:sz w:val="21"/>
         </w:rPr>
-        <w:t>다국적 (미국, 독일, 영국, 이탈리아 등)</w:t>
+        <w:t>다국적 (미국, 영국, 독일, 이탈리아 등)</w:t>
       </w:r>
     </w:p>
     <w:p>
@@ -306,7 +325,7 @@
           <w:b w:val="0"/>
           <w:sz w:val="21"/>
         </w:rPr>
-        <w:t>1970년대 중후반 ~ 1980년대 활동</w:t>
+        <w:t>1970년대~1980년대 전성기 활동</w:t>
       </w:r>
     </w:p>
     <w:p>
@@ -368,7 +387,7 @@
           <w:b w:val="0"/>
           <w:sz w:val="21"/>
         </w:rPr>
-        <w:t>디스코의 여왕 도나 서머(Donna Summer)부터 유로 디스코의 신화를 쓴 보니 엠(Boney M.), 조르조 모로더(Giorgio Moroder)의 사운드에 이르기까지 당대 최고의 선구자들이 대거 참여하였습니다. 이들은 신디사이저의 혁신적인 음향과 소울풀한 보컬, 오케스트레이션이 결합된 독창적인 편곡 미학을 구축하며 팝 역사에 영원히 지워지지 않을 리듬의 유산을 남겼습니다.</w:t>
+        <w:t>디스코 및 펑크(Funk)의 전성기를 견인했던 당대 최고의 솔로 보컬리스트들과 그룹들이 참여한 연합체입니다. 흑인 음악의 깊은 소울과 유럽 신시사이저 팝의 혁신을 융합하여 20세기 후반 대중음악의 판도를 바꾼 주역들로 평가받습니다.</w:t>
       </w:r>
     </w:p>
     <w:p>
@@ -413,7 +432,7 @@
           <w:b w:val="0"/>
           <w:sz w:val="21"/>
         </w:rPr>
-        <w:t>단순한 댄스 음악의 모음집을 넘어, 흑인 소울과 훵크(Funk), 클래시컬한 현악 세션과 최첨단 전자음향이 황금비율로 융합되었던 대중음악 르네상스의 결정판으로 평가받습니다.</w:t>
+        <w:t>디스코 장르가 일시적 유행을 넘어 현대 댄스 팝과 일렉트로닉 댄스 뮤직(EDM)의 모태가 되었음을 증명하는 음악사적 사료로서 독보적인 가치를 지닙니다.</w:t>
       </w:r>
     </w:p>
     <w:p>
@@ -444,7 +463,7 @@
           <w:b w:val="0"/>
           <w:sz w:val="21"/>
         </w:rPr>
-        <w:t>경제적 불황과 사회적 혼란 속에서 오직 밤의 해방감을 갈구하던 당대 청춘들의 뜨거운 고백이자 탈출구였습니다. 턴테이블의 붉은 조명 아래 땀방울과 환희로 뒤섞였던 그 시절의 공기는, LP 소리골마다 아련하고도 찬란한 청춘의 파편으로 아로새겨져 있습니다.</w:t>
+        <w:t>냉전의 불안과 경제적 격변기 속에서도 댄스홀의 불빛 아래 모여 순수한 해방감을 만끽하던 7080 세대의 낭만과 역동적인 문화적 공기가 짙게 배어 있습니다.</w:t>
       </w:r>
     </w:p>
     <w:p>
@@ -489,7 +508,7 @@
           <w:b w:val="0"/>
           <w:sz w:val="21"/>
         </w:rPr>
-        <w:t>심장 박동을 자극하는 리드미컬한 베이스라인과 유려한 바이올린 선율이 조화를 이루는 업템포 넘버들은 물론, 극적인 브라스 섹션과 폭발적인 디바들의 보컬이 돋보이는 곡들이 유기적으로 배치되어 우아하면서도 역동적인 서정미를 뿜어냅니다.</w:t>
+        <w:t>바닥을 묵직하게 울리는 포 온 더 플로어(Four-on-the-floor) 킥 드럼과 관능적인 베이스, 감미로운 현악 스트링이 조화를 이루는 명곡들이 수록되어 있으며, 질주하는 리듬 속에서도 유려한 멜로디 라인이 서정적 감흥을 자아냅니다.</w:t>
       </w:r>
     </w:p>
     <w:p>
@@ -520,7 +539,7 @@
           <w:b w:val="0"/>
           <w:sz w:val="21"/>
         </w:rPr>
-        <w:t>디지털 음원에서는 결코 흉내 낼 수 없는 두툼한 킥 드럼의 양감과 찰랑이는 하이햇의 결이 돋보이므로, 진공관 앰프 특유의 포근한 배음과 MM/MC 카트리지의 섬세한 트래킹을 통해 현장의 생생한 그루브를 만끽하시길 권합니다.</w:t>
+        <w:t>디지털 음원에서 느끼기 힘든 굵직한 아날로그 베이스의 타격감과 풍성한 중음역대의 질감이 탁월합니다. 진공관 앰프의 온기를 더하고 턴테이블의 회전을 통해 전해지는 브라스의 생생한 숨결을 느껴보시길 권합니다.</w:t>
       </w:r>
     </w:p>
     <w:p>
@@ -551,7 +570,7 @@
           <w:b w:val="0"/>
           <w:sz w:val="21"/>
         </w:rPr>
-        <w:t>디스코 황금기의 오리지널 마스터 음원들이 지닌 본연의 펀치력과 아날로그 프레싱의 따스함을 고스란히 간직하고 있어, 빈티지 팝 및 바이닐 애호가라면 서재의 중앙에 반드시 비치해 두어야 할 기념비적인 컬렉터스 아이템입니다.</w:t>
+        <w:t>단 한 장의 바이닐로 디스코 황금기의 찬란했던 명곡들을 최고의 아날로그 마스터링 사운드로 소유할 수 있다는 점에서 빈티지 팝 및 댄스 컬렉터들에게 필수의 소장품입니다.</w:t>
       </w:r>
     </w:p>
     <w:p>
@@ -565,7 +584,7 @@
           <w:color w:val="4338CA"/>
           <w:sz w:val="21"/>
         </w:rPr>
-        <w:t>이 음반을 통해 아날로그 소리골을 타고 흐르는 찬란했던 시절의 뜨거운 리듬과 순수한 환희가 전해주는 감동을 다시 한번 경험해 보시는 것은 어떨까요?</w:t>
+        <w:t>이 음반을 통해 아날로그 디스크가 뿜어내는 찬란한 리듬과 그 시절 눈부셨던 청춘의 열기가 전해주는 감동을 다시 한번 경험해 보시는 것은 어떨까요?</w:t>
       </w:r>
     </w:p>
     <w:sectPr>
